--- a/unique/航天一院一部七室/刁浩宇-航天一院一部二面面试材料.docx
+++ b/unique/航天一院一部七室/刁浩宇-航天一院一部二面面试材料.docx
@@ -1,6 +1,6 @@
 
 <file path=word/document.xml><?xml version="1.0" encoding="utf-8"?>
-<w:document xmlns:wpc="http://schemas.microsoft.com/office/word/2010/wordprocessingCanvas" xmlns:cx="http://schemas.microsoft.com/office/drawing/2014/chartex" xmlns:cx1="http://schemas.microsoft.com/office/drawing/2015/9/8/chartex" xmlns:cx2="http://schemas.microsoft.com/office/drawing/2015/10/21/chartex" xmlns:cx3="http://schemas.microsoft.com/office/drawing/2016/5/9/chartex" xmlns:cx4="http://schemas.microsoft.com/office/drawing/2016/5/10/chartex" xmlns:cx5="http://schemas.microsoft.com/office/drawing/2016/5/11/chartex" xmlns:cx6="http://schemas.microsoft.com/office/drawing/2016/5/12/chartex" xmlns:cx7="http://schemas.microsoft.com/office/drawing/2016/5/13/chartex" xmlns:cx8="http://schemas.microsoft.com/office/drawing/2016/5/14/chartex" xmlns:mc="http://schemas.openxmlformats.org/markup-compatibility/2006" xmlns:o="urn:schemas-microsoft-com:office:office" xmlns:r="http://schemas.openxmlformats.org/officeDocument/2006/relationships" xmlns:m="http://schemas.openxmlformats.org/officeDocument/2006/math" xmlns:v="urn:schemas-microsoft-com:vml" xmlns:wp14="http://schemas.microsoft.com/office/word/2010/wordprocessingDrawing" xmlns:wp="http://schemas.openxmlformats.org/drawingml/2006/wordprocessingDrawing" xmlns:w="http://schemas.openxmlformats.org/wordprocessingml/2006/main" xmlns:w14="http://schemas.microsoft.com/office/word/2010/wordml" xmlns:w10="urn:schemas-microsoft-com:office:word" xmlns:w15="http://schemas.microsoft.com/office/word/2012/wordml" xmlns:wpg="http://schemas.microsoft.com/office/word/2010/wordprocessingGroup" xmlns:wpi="http://schemas.microsoft.com/office/word/2010/wordprocessingInk" xmlns:wne="http://schemas.microsoft.com/office/word/2006/wordml" xmlns:wps="http://schemas.microsoft.com/office/word/2010/wordprocessingShape" xmlns:wpsCustomData="http://www.wps.cn/officeDocument/2013/wpsCustomData" mc:Ignorable="w14 w15 wp14">
+<w:document xmlns:wpc="http://schemas.microsoft.com/office/word/2010/wordprocessingCanvas" xmlns:mc="http://schemas.openxmlformats.org/markup-compatibility/2006" xmlns:o="urn:schemas-microsoft-com:office:office" xmlns:r="http://schemas.openxmlformats.org/officeDocument/2006/relationships" xmlns:m="http://schemas.openxmlformats.org/officeDocument/2006/math" xmlns:v="urn:schemas-microsoft-com:vml" xmlns:wp14="http://schemas.microsoft.com/office/word/2010/wordprocessingDrawing" xmlns:wp="http://schemas.openxmlformats.org/drawingml/2006/wordprocessingDrawing" xmlns:w="http://schemas.openxmlformats.org/wordprocessingml/2006/main" xmlns:w14="http://schemas.microsoft.com/office/word/2010/wordml" xmlns:w10="urn:schemas-microsoft-com:office:word" xmlns:w15="http://schemas.microsoft.com/office/word/2012/wordml" xmlns:wpg="http://schemas.microsoft.com/office/word/2010/wordprocessingGroup" xmlns:wpi="http://schemas.microsoft.com/office/word/2010/wordprocessingInk" xmlns:wne="http://schemas.microsoft.com/office/word/2006/wordml" xmlns:wps="http://schemas.microsoft.com/office/word/2010/wordprocessingShape" xmlns:wpsCustomData="http://www.wps.cn/officeDocument/2013/wpsCustomData" mc:Ignorable="w14 w15 wp14">
   <w:body>
     <w:p>
       <w:r>
@@ -28,7 +28,22 @@
           <w:rFonts w:ascii="Helvetica Light" w:hAnsi="Helvetica Light" w:cs="Helvetica Light"/>
           <w:sz w:val="24"/>
         </w:rPr>
-        <w:t>第一, 学习方面。我本科和硕士均就读于哈尔滨工业大学计算机相关专业。本科期间主修数据结构、计算机网络、操作系统、机器学习等核心课程; 硕士期间主修高级数据库系统、服务计算技术、组合优化与凸优化等课程。编程语言以 Java 和 C++ 最为熟练, Python、Go 也有较多项目应用经验。</w:t>
+        <w:t>第一, 学习方面。我本科和硕士均就读于哈尔滨工业大学计算机相关专业。</w:t>
+      </w:r>
+      <w:r>
+        <w:rPr>
+          <w:rFonts w:hint="eastAsia" w:ascii="Helvetica Light" w:hAnsi="Helvetica Light" w:cs="Helvetica Light"/>
+          <w:sz w:val="24"/>
+          <w:lang w:val="en-US" w:eastAsia="zh-CN"/>
+        </w:rPr>
+        <w:t>学习成绩优秀，</w:t>
+      </w:r>
+      <w:r>
+        <w:rPr>
+          <w:rFonts w:ascii="Helvetica Light" w:hAnsi="Helvetica Light" w:cs="Helvetica Light"/>
+          <w:sz w:val="24"/>
+        </w:rPr>
+        <w:t>编程语言以 Java 和 C++ 最为熟练, Python、Go 也有较多项目应用经验。</w:t>
       </w:r>
       <w:r>
         <w:rPr>
@@ -224,6 +239,12 @@
     </w:p>
     <w:p/>
     <w:p>
+      <w:pPr>
+        <w:rPr>
+          <w:rFonts w:ascii="Helvetica Light" w:hAnsi="Helvetica Light" w:cs="Helvetica Light"/>
+          <w:sz w:val="24"/>
+        </w:rPr>
+      </w:pPr>
       <w:r>
         <w:rPr>
           <w:rFonts w:ascii="Helvetica Light" w:hAnsi="Helvetica Light" w:cs="Helvetica Light"/>
@@ -231,6 +252,24 @@
         </w:rPr>
         <w:t>我希望进入航天一院一部后, 先踏实完成从互联网和实验室项目到航天型号工程的角色转换, 长期在航天数字化平台和工程软件支撑方向积累。谢谢。</w:t>
       </w:r>
+    </w:p>
+    <w:p>
+      <w:pPr>
+        <w:rPr>
+          <w:rFonts w:ascii="Helvetica Light" w:hAnsi="Helvetica Light" w:cs="Helvetica Light"/>
+          <w:sz w:val="24"/>
+        </w:rPr>
+      </w:pPr>
+    </w:p>
+    <w:p>
+      <w:pPr>
+        <w:rPr>
+          <w:rFonts w:ascii="Helvetica Light" w:hAnsi="Helvetica Light" w:cs="Helvetica Light"/>
+          <w:sz w:val="24"/>
+        </w:rPr>
+      </w:pPr>
+      <w:bookmarkStart w:id="0" w:name="_GoBack"/>
+      <w:bookmarkEnd w:id="0"/>
     </w:p>
     <w:p/>
     <w:p/>
@@ -345,12 +384,41 @@
     </w:p>
     <w:p/>
     <w:p>
-      <w:r>
-        <w:rPr>
-          <w:rFonts w:ascii="Helvetica Light" w:hAnsi="Helvetica Light" w:cs="Helvetica Light"/>
-          <w:sz w:val="24"/>
-        </w:rPr>
-        <w:t>一、航天工程经验还不够深。 我的专业积累主要集中在计算机、后端开发、数据建模和工业软件, 对运载火箭总体研制流程、地面测发控系统、型号试验组织、质量归零、配置管理和信创国产化适配还缺少系统训练。如果进入一院一部, 我需要先补足航天系统工程方法、型号任务流程、质量可靠性要求和保密规范, 不能简单把互联网研发经验直接套用到航天场景中。</w:t>
+      <w:pPr>
+        <w:numPr>
+          <w:ilvl w:val="0"/>
+          <w:numId w:val="1"/>
+        </w:numPr>
+        <w:rPr>
+          <w:rFonts w:ascii="Helvetica Light" w:hAnsi="Helvetica Light" w:cs="Helvetica Light"/>
+          <w:sz w:val="24"/>
+        </w:rPr>
+      </w:pPr>
+      <w:r>
+        <w:rPr>
+          <w:rFonts w:ascii="Helvetica Light" w:hAnsi="Helvetica Light" w:cs="Helvetica Light"/>
+          <w:sz w:val="24"/>
+        </w:rPr>
+        <w:t>航天工程经验还不够深。 我的专业积累主要集中在计算机、后端开发、数据建模和工业软件, 对运载火箭总体研制流程、地面测发控系统、型号试验组织、质量归零、配置管理和信创国产化适配还缺少系统训练。如果进入一院一部, 我需要先补足航天系统工程方法、型号任务流程、质量可靠性要求和保密规范, 不能简单把互联网研发经验直接套用到航天场景中。</w:t>
+      </w:r>
+    </w:p>
+    <w:p>
+      <w:pPr>
+        <w:numPr>
+          <w:numId w:val="0"/>
+        </w:numPr>
+        <w:rPr>
+          <w:rFonts w:ascii="Helvetica Light" w:hAnsi="Helvetica Light" w:cs="Helvetica Light"/>
+          <w:sz w:val="24"/>
+        </w:rPr>
+      </w:pPr>
+      <w:r>
+        <w:rPr>
+          <w:rFonts w:hint="eastAsia" w:ascii="Helvetica Light" w:hAnsi="Helvetica Light" w:cs="Helvetica Light"/>
+          <w:sz w:val="24"/>
+          <w:lang w:val="en-US" w:eastAsia="zh-CN"/>
+        </w:rPr>
+        <w:t>骨架： 如果我能来到公司的话我会向前辈学习，利用 弥补  尽快   融入</w:t>
       </w:r>
     </w:p>
     <w:p/>
@@ -396,6 +464,12 @@
     </w:p>
     <w:p/>
     <w:p>
+      <w:pPr>
+        <w:rPr>
+          <w:rFonts w:ascii="Helvetica Light" w:hAnsi="Helvetica Light" w:cs="Helvetica Light"/>
+          <w:sz w:val="24"/>
+        </w:rPr>
+      </w:pPr>
       <w:r>
         <w:rPr>
           <w:rFonts w:ascii="Helvetica Light" w:hAnsi="Helvetica Light" w:cs="Helvetica Light"/>
@@ -419,6 +493,65 @@
         <w:t>在航天一院这样服务国家重大工程的平台上长期沉淀。希望以后能够把后端架构、数据建模、可靠性验证和组织协调能力结合起来, 为长征火箭型号研制、试验验证和数字化平台建设提供持续的软件支撑。</w:t>
       </w:r>
     </w:p>
+    <w:p>
+      <w:pPr>
+        <w:rPr>
+          <w:rFonts w:ascii="Helvetica Light" w:hAnsi="Helvetica Light" w:cs="Helvetica Light"/>
+          <w:sz w:val="24"/>
+        </w:rPr>
+      </w:pPr>
+    </w:p>
+    <w:p>
+      <w:pPr>
+        <w:rPr>
+          <w:rFonts w:hint="eastAsia" w:ascii="Helvetica Light" w:hAnsi="Helvetica Light" w:cs="Helvetica Light"/>
+          <w:sz w:val="24"/>
+          <w:lang w:val="en-US" w:eastAsia="zh-CN"/>
+        </w:rPr>
+      </w:pPr>
+      <w:r>
+        <w:rPr>
+          <w:rFonts w:hint="eastAsia" w:ascii="Helvetica Light" w:hAnsi="Helvetica Light" w:cs="Helvetica Light"/>
+          <w:sz w:val="24"/>
+          <w:lang w:val="en-US" w:eastAsia="zh-CN"/>
+        </w:rPr>
+        <w:t>短期：能够胜任本岗位，独立开展本岗位工作事情</w:t>
+      </w:r>
+    </w:p>
+    <w:p>
+      <w:pPr>
+        <w:rPr>
+          <w:rFonts w:hint="default" w:ascii="Helvetica Light" w:hAnsi="Helvetica Light" w:cs="Helvetica Light"/>
+          <w:sz w:val="24"/>
+          <w:lang w:val="en-US" w:eastAsia="zh-CN"/>
+        </w:rPr>
+      </w:pPr>
+      <w:r>
+        <w:rPr>
+          <w:rFonts w:hint="eastAsia" w:ascii="Helvetica Light" w:hAnsi="Helvetica Light" w:cs="Helvetica Light"/>
+          <w:sz w:val="24"/>
+          <w:lang w:val="en-US" w:eastAsia="zh-CN"/>
+        </w:rPr>
+        <w:t>中期：部门核心技术人员，能够解决疑难杂症，可以带项目，起到关键性的技术支撑，成为核心骨干力量</w:t>
+      </w:r>
+    </w:p>
+    <w:p>
+      <w:pPr>
+        <w:rPr>
+          <w:rFonts w:hint="default" w:ascii="Helvetica Light" w:hAnsi="Helvetica Light" w:cs="Helvetica Light"/>
+          <w:sz w:val="24"/>
+          <w:lang w:val="en-US" w:eastAsia="zh-CN"/>
+        </w:rPr>
+      </w:pPr>
+      <w:r>
+        <w:rPr>
+          <w:rFonts w:hint="eastAsia" w:ascii="Helvetica Light" w:hAnsi="Helvetica Light" w:cs="Helvetica Light"/>
+          <w:sz w:val="24"/>
+          <w:lang w:val="en-US" w:eastAsia="zh-CN"/>
+        </w:rPr>
+        <w:t>长期：技术专家型  技术管理人才</w:t>
+      </w:r>
+    </w:p>
     <w:p/>
     <w:p/>
     <w:p>
@@ -602,65 +735,167 @@
     </w:p>
     <w:p/>
     <w:p>
-      <w:r>
-        <w:rPr>
-          <w:rFonts w:ascii="Helvetica Light" w:hAnsi="Helvetica Light" w:cs="Helvetica Light"/>
-          <w:sz w:val="24"/>
+      <w:pPr>
+        <w:rPr>
+          <w:highlight w:val="yellow"/>
+        </w:rPr>
+      </w:pPr>
+      <w:r>
+        <w:rPr>
+          <w:rFonts w:ascii="Helvetica Light" w:hAnsi="Helvetica Light" w:cs="Helvetica Light"/>
+          <w:sz w:val="24"/>
+          <w:highlight w:val="yellow"/>
         </w:rPr>
         <w:t>五、谈谈你对航天一院一部核心业务的理解。</w:t>
       </w:r>
     </w:p>
-    <w:p/>
-    <w:p>
-      <w:r>
-        <w:rPr>
-          <w:rFonts w:ascii="Helvetica Light" w:hAnsi="Helvetica Light" w:cs="Helvetica Light"/>
-          <w:sz w:val="24"/>
+    <w:p>
+      <w:pPr>
+        <w:rPr>
+          <w:highlight w:val="yellow"/>
+        </w:rPr>
+      </w:pPr>
+    </w:p>
+    <w:p>
+      <w:pPr>
+        <w:rPr>
+          <w:highlight w:val="yellow"/>
+        </w:rPr>
+      </w:pPr>
+      <w:r>
+        <w:rPr>
+          <w:rFonts w:ascii="Helvetica Light" w:hAnsi="Helvetica Light" w:cs="Helvetica Light"/>
+          <w:sz w:val="24"/>
+          <w:highlight w:val="yellow"/>
         </w:rPr>
         <w:t>我理解一院一部是航天一院的火箭总体所, 核心围绕运载火箭总体设计、型号研制、地面试验、测发控支撑和型号全流程管理开展工作。对于计算机和软件岗位来说, 可能会涉及地面测发控大数据平台、型号试验数据管理系统、总装协同台账平台、工程数据治理、测试验证工具和国产化适配等方向。</w:t>
       </w:r>
     </w:p>
-    <w:p/>
-    <w:p>
-      <w:r>
-        <w:rPr>
-          <w:rFonts w:ascii="Helvetica Light" w:hAnsi="Helvetica Light" w:cs="Helvetica Light"/>
-          <w:sz w:val="24"/>
+    <w:p>
+      <w:pPr>
+        <w:rPr>
+          <w:highlight w:val="yellow"/>
+        </w:rPr>
+      </w:pPr>
+    </w:p>
+    <w:p>
+      <w:pPr>
+        <w:rPr>
+          <w:highlight w:val="yellow"/>
+        </w:rPr>
+      </w:pPr>
+      <w:r>
+        <w:rPr>
+          <w:rFonts w:ascii="Helvetica Light" w:hAnsi="Helvetica Light" w:cs="Helvetica Light"/>
+          <w:sz w:val="24"/>
+          <w:highlight w:val="yellow"/>
         </w:rPr>
         <w:t>这些系统和互联网系统最大的不同在于, 它们更强调零差错、长期可追溯、流程闭环和保密合规。试验数据不能丢, 台账信息不能乱, 关键操作要能审计, 问题要能归零复盘, 软硬件环境还要满足自主可控要求。所以我认为一院一部的软件工作既需要工程开发能力, 也需要严谨的质量意识、流程意识和长期负责的态度。</w:t>
       </w:r>
     </w:p>
-    <w:p/>
-    <w:p>
-      <w:r>
-        <w:rPr>
-          <w:rFonts w:ascii="Helvetica Light" w:hAnsi="Helvetica Light" w:cs="Helvetica Light"/>
-          <w:sz w:val="24"/>
+    <w:p>
+      <w:pPr>
+        <w:rPr>
+          <w:highlight w:val="yellow"/>
+        </w:rPr>
+      </w:pPr>
+    </w:p>
+    <w:p>
+      <w:pPr>
+        <w:rPr>
+          <w:highlight w:val="yellow"/>
+        </w:rPr>
+      </w:pPr>
+      <w:r>
+        <w:rPr>
+          <w:rFonts w:ascii="Helvetica Light" w:hAnsi="Helvetica Light" w:cs="Helvetica Light"/>
+          <w:sz w:val="24"/>
+          <w:highlight w:val="yellow"/>
         </w:rPr>
         <w:t>六、结合后端研发谈谈你对“两弹一星精神”和载人航天精神的理解。</w:t>
       </w:r>
     </w:p>
-    <w:p/>
-    <w:p>
-      <w:r>
-        <w:rPr>
-          <w:rFonts w:ascii="Helvetica Light" w:hAnsi="Helvetica Light" w:cs="Helvetica Light"/>
-          <w:sz w:val="24"/>
+    <w:p>
+      <w:pPr>
+        <w:rPr>
+          <w:highlight w:val="yellow"/>
+        </w:rPr>
+      </w:pPr>
+    </w:p>
+    <w:p>
+      <w:pPr>
+        <w:rPr>
+          <w:highlight w:val="yellow"/>
+        </w:rPr>
+      </w:pPr>
+      <w:r>
+        <w:rPr>
+          <w:rFonts w:ascii="Helvetica Light" w:hAnsi="Helvetica Light" w:cs="Helvetica Light"/>
+          <w:sz w:val="24"/>
+          <w:highlight w:val="yellow"/>
         </w:rPr>
         <w:t>两弹一星精神强调爱国奉献、自力更生、大力协同和勇于攻关; 载人航天精神强调特别能吃苦、特别能战斗、特别能攻关、特别能奉献。落到后端研发和软件平台建设上, 我理解不是只喊口号, 而是体现在具体工作标准里。</w:t>
       </w:r>
     </w:p>
-    <w:p/>
-    <w:p>
-      <w:r>
-        <w:rPr>
-          <w:rFonts w:ascii="Helvetica Light" w:hAnsi="Helvetica Light" w:cs="Helvetica Light"/>
-          <w:sz w:val="24"/>
+    <w:p>
+      <w:pPr>
+        <w:rPr>
+          <w:highlight w:val="yellow"/>
+        </w:rPr>
+      </w:pPr>
+    </w:p>
+    <w:p>
+      <w:pPr>
+        <w:rPr>
+          <w:rFonts w:ascii="Helvetica Light" w:hAnsi="Helvetica Light" w:cs="Helvetica Light"/>
+          <w:sz w:val="24"/>
+          <w:highlight w:val="yellow"/>
+        </w:rPr>
+      </w:pPr>
+      <w:r>
+        <w:rPr>
+          <w:rFonts w:ascii="Helvetica Light" w:hAnsi="Helvetica Light" w:cs="Helvetica Light"/>
+          <w:sz w:val="24"/>
+          <w:highlight w:val="yellow"/>
         </w:rPr>
         <w:t>第一, 自力更生对应国产化、自主可控和关键技术不依赖外部不可控组件; 第二, 大力协同对应主动对接总体、试验、硬件、质量等多角色团队, 把接口、数据和流程打通; 第三, 严谨攻关对应多层校验、充分测试、异常兜底和问题复盘, 不把风险留到试验现场; 第四, 无私奉献对应服从型号节点和团队安排, 在关键阶段能够承担值守、加班和封闭开发任务。对我来说, 这也是从互联网研发思维转向航天工程思维必须建立的工作准则。</w:t>
       </w:r>
     </w:p>
-    <w:p/>
+    <w:p>
+      <w:pPr>
+        <w:rPr>
+          <w:rFonts w:ascii="Helvetica Light" w:hAnsi="Helvetica Light" w:cs="Helvetica Light"/>
+          <w:sz w:val="24"/>
+          <w:highlight w:val="yellow"/>
+        </w:rPr>
+      </w:pPr>
+    </w:p>
+    <w:p>
+      <w:pPr>
+        <w:rPr>
+          <w:rFonts w:hint="eastAsia" w:ascii="Helvetica Light" w:hAnsi="Helvetica Light" w:cs="Helvetica Light" w:eastAsiaTheme="minorEastAsia"/>
+          <w:sz w:val="24"/>
+          <w:highlight w:val="yellow"/>
+          <w:lang w:val="en-US" w:eastAsia="zh-CN"/>
+        </w:rPr>
+      </w:pPr>
+      <w:r>
+        <w:rPr>
+          <w:rFonts w:hint="eastAsia" w:ascii="Helvetica Light" w:hAnsi="Helvetica Light" w:cs="Helvetica Light"/>
+          <w:sz w:val="24"/>
+          <w:highlight w:val="yellow"/>
+          <w:lang w:val="en-US" w:eastAsia="zh-CN"/>
+        </w:rPr>
+        <w:t>人岗匹配</w:t>
+      </w:r>
+    </w:p>
+    <w:p>
+      <w:pPr>
+        <w:rPr>
+          <w:highlight w:val="yellow"/>
+        </w:rPr>
+      </w:pPr>
+    </w:p>
     <w:p>
       <w:r>
         <w:rPr>
@@ -987,11 +1222,47 @@
           <w:rFonts w:ascii="Helvetica Light" w:hAnsi="Helvetica Light" w:cs="Helvetica Light"/>
           <w:sz w:val="24"/>
         </w:rPr>
-        <w:t>我对自己的职业选择比较明确。互联网平台节奏快、机会多, 但我更希望长期参与有国家战略意义、工程复杂度高、需要长期负责的技术工作。航天一院一部承担火箭总体相关任务, 软件工作与型号研制、试验验证和数字化支撑结合紧密, 这种平台更适合长期积累。</w:t>
-      </w:r>
-    </w:p>
-    <w:p/>
-    <w:p>
+        <w:t>我对自己的职业选择比较明确。互联网平台节奏快、机会多, 但我更希望</w:t>
+      </w:r>
+      <w:r>
+        <w:rPr>
+          <w:rFonts w:ascii="Helvetica Light" w:hAnsi="Helvetica Light" w:cs="Helvetica Light"/>
+          <w:sz w:val="24"/>
+          <w:highlight w:val="yellow"/>
+        </w:rPr>
+        <w:t>长期</w:t>
+      </w:r>
+      <w:r>
+        <w:rPr>
+          <w:rFonts w:ascii="Helvetica Light" w:hAnsi="Helvetica Light" w:cs="Helvetica Light"/>
+          <w:sz w:val="24"/>
+        </w:rPr>
+        <w:t>参与有国家战略</w:t>
+      </w:r>
+      <w:r>
+        <w:rPr>
+          <w:rFonts w:ascii="Helvetica Light" w:hAnsi="Helvetica Light" w:cs="Helvetica Light"/>
+          <w:sz w:val="24"/>
+          <w:highlight w:val="yellow"/>
+        </w:rPr>
+        <w:t>意义</w:t>
+      </w:r>
+      <w:r>
+        <w:rPr>
+          <w:rFonts w:ascii="Helvetica Light" w:hAnsi="Helvetica Light" w:cs="Helvetica Light"/>
+          <w:sz w:val="24"/>
+        </w:rPr>
+        <w:t>、工程复杂度高、需要长期负责的技术工作。航天一院一部承担火箭总体相关任务, 软件工作与型号研制、试验验证和数字化支撑结合紧密, 这种平台更适合长期积累。</w:t>
+      </w:r>
+    </w:p>
+    <w:p/>
+    <w:p>
+      <w:pPr>
+        <w:rPr>
+          <w:rFonts w:ascii="Helvetica Light" w:hAnsi="Helvetica Light" w:cs="Helvetica Light"/>
+          <w:sz w:val="24"/>
+        </w:rPr>
+      </w:pPr>
       <w:r>
         <w:rPr>
           <w:rFonts w:ascii="Helvetica Light" w:hAnsi="Helvetica Light" w:cs="Helvetica Light"/>
@@ -1000,6 +1271,111 @@
         <w:t>我来自哈工大, 对航天和国防方向有天然认同感, 也认可“规格严格, 功夫到家”的做事标准。进入一院一部后, 我的规划是先扎实完成岗位要求, 再围绕测发控数据、型号试验数据管理和工程软件平台长期深耕, 不做短期跳槽规划。</w:t>
       </w:r>
     </w:p>
+    <w:p>
+      <w:pPr>
+        <w:rPr>
+          <w:rFonts w:hint="eastAsia" w:ascii="Helvetica Light" w:hAnsi="Helvetica Light" w:cs="Helvetica Light" w:eastAsiaTheme="minorEastAsia"/>
+          <w:sz w:val="24"/>
+          <w:highlight w:val="yellow"/>
+          <w:lang w:val="en-US" w:eastAsia="zh-CN"/>
+        </w:rPr>
+      </w:pPr>
+      <w:r>
+        <w:rPr>
+          <w:rFonts w:hint="eastAsia" w:ascii="Helvetica Light" w:hAnsi="Helvetica Light" w:cs="Helvetica Light"/>
+          <w:sz w:val="24"/>
+          <w:highlight w:val="yellow"/>
+          <w:lang w:val="en-US" w:eastAsia="zh-CN"/>
+        </w:rPr>
+        <w:t>人岗匹配</w:t>
+      </w:r>
+    </w:p>
+    <w:p>
+      <w:pPr>
+        <w:rPr>
+          <w:rFonts w:hint="eastAsia" w:ascii="Helvetica Light" w:hAnsi="Helvetica Light" w:cs="Helvetica Light"/>
+          <w:sz w:val="24"/>
+          <w:highlight w:val="yellow"/>
+          <w:lang w:val="en-US" w:eastAsia="zh-CN"/>
+        </w:rPr>
+      </w:pPr>
+      <w:r>
+        <w:rPr>
+          <w:rFonts w:hint="eastAsia" w:ascii="Helvetica Light" w:hAnsi="Helvetica Light" w:cs="Helvetica Light"/>
+          <w:sz w:val="24"/>
+          <w:highlight w:val="yellow"/>
+          <w:lang w:val="en-US" w:eastAsia="zh-CN"/>
+        </w:rPr>
+        <w:t>稳定性</w:t>
+      </w:r>
+    </w:p>
+    <w:p>
+      <w:pPr>
+        <w:numPr>
+          <w:ilvl w:val="0"/>
+          <w:numId w:val="2"/>
+        </w:numPr>
+        <w:rPr>
+          <w:rFonts w:hint="eastAsia" w:ascii="Helvetica Light" w:hAnsi="Helvetica Light" w:cs="Helvetica Light"/>
+          <w:sz w:val="24"/>
+          <w:highlight w:val="yellow"/>
+          <w:lang w:val="en-US" w:eastAsia="zh-CN"/>
+        </w:rPr>
+      </w:pPr>
+      <w:r>
+        <w:rPr>
+          <w:rFonts w:hint="eastAsia" w:ascii="Helvetica Light" w:hAnsi="Helvetica Light" w:cs="Helvetica Light"/>
+          <w:sz w:val="24"/>
+          <w:highlight w:val="yellow"/>
+          <w:lang w:val="en-US" w:eastAsia="zh-CN"/>
+        </w:rPr>
+        <w:t>工资方面</w:t>
+      </w:r>
+    </w:p>
+    <w:p>
+      <w:pPr>
+        <w:numPr>
+          <w:numId w:val="0"/>
+        </w:numPr>
+        <w:rPr>
+          <w:rFonts w:hint="default" w:ascii="Helvetica Light" w:hAnsi="Helvetica Light" w:cs="Helvetica Light"/>
+          <w:sz w:val="24"/>
+          <w:highlight w:val="yellow"/>
+          <w:lang w:val="en-US" w:eastAsia="zh-CN"/>
+        </w:rPr>
+      </w:pPr>
+      <w:r>
+        <w:rPr>
+          <w:rFonts w:hint="eastAsia" w:ascii="Helvetica Light" w:hAnsi="Helvetica Light" w:cs="Helvetica Light"/>
+          <w:sz w:val="24"/>
+          <w:highlight w:val="yellow"/>
+          <w:lang w:val="en-US" w:eastAsia="zh-CN"/>
+        </w:rPr>
+        <w:t>相对工资方面我更看重的是后期发展</w:t>
+      </w:r>
+    </w:p>
+    <w:p>
+      <w:pPr>
+        <w:numPr>
+          <w:numId w:val="0"/>
+        </w:numPr>
+        <w:rPr>
+          <w:rFonts w:hint="default" w:ascii="Helvetica Light" w:hAnsi="Helvetica Light" w:cs="Helvetica Light"/>
+          <w:sz w:val="24"/>
+          <w:highlight w:val="yellow"/>
+          <w:lang w:val="en-US" w:eastAsia="zh-CN"/>
+        </w:rPr>
+      </w:pPr>
+      <w:r>
+        <w:rPr>
+          <w:rFonts w:hint="eastAsia" w:ascii="Helvetica Light" w:hAnsi="Helvetica Light" w:cs="Helvetica Light"/>
+          <w:sz w:val="24"/>
+          <w:highlight w:val="yellow"/>
+          <w:lang w:val="en-US" w:eastAsia="zh-CN"/>
+        </w:rPr>
+        <w:t>肯定有发展和安排，我是服从安排的</w:t>
+      </w:r>
+    </w:p>
     <w:p/>
     <w:p/>
     <w:p>
@@ -1188,19 +1564,7 @@
           <w:sz w:val="24"/>
           <w:szCs w:val="24"/>
         </w:rPr>
-        <w:t>4. 数据库事务隔离级别，航天型号台账系统</w:t>
-      </w:r>
-      <w:bookmarkStart w:id="0" w:name="_GoBack"/>
-      <w:bookmarkEnd w:id="0"/>
-      <w:r>
-        <w:rPr>
-          <w:rFonts w:hint="eastAsia"/>
-          <w:b w:val="0"/>
-          <w:bCs w:val="0"/>
-          <w:sz w:val="24"/>
-          <w:szCs w:val="24"/>
-        </w:rPr>
-        <w:t>选用哪一级？</w:t>
+        <w:t>4. 数据库事务隔离级别，航天型号台账系统选用哪一级？</w:t>
       </w:r>
     </w:p>
     <w:p>
@@ -1283,6 +1647,47 @@
     </w:sectPr>
   </w:body>
 </w:document>
+</file>
+
+<file path=word/numbering.xml><?xml version="1.0" encoding="utf-8"?>
+<w:numbering xmlns:wpc="http://schemas.microsoft.com/office/word/2010/wordprocessingCanvas" xmlns:mc="http://schemas.openxmlformats.org/markup-compatibility/2006" xmlns:o="urn:schemas-microsoft-com:office:office" xmlns:r="http://schemas.openxmlformats.org/officeDocument/2006/relationships" xmlns:m="http://schemas.openxmlformats.org/officeDocument/2006/math" xmlns:v="urn:schemas-microsoft-com:vml" xmlns:wp14="http://schemas.microsoft.com/office/word/2010/wordprocessingDrawing" xmlns:wp="http://schemas.openxmlformats.org/drawingml/2006/wordprocessingDrawing" xmlns:w10="urn:schemas-microsoft-com:office:word" xmlns:w="http://schemas.openxmlformats.org/wordprocessingml/2006/main" xmlns:w14="http://schemas.microsoft.com/office/word/2010/wordml" xmlns:wpg="http://schemas.microsoft.com/office/word/2010/wordprocessingGroup" xmlns:wpi="http://schemas.microsoft.com/office/word/2010/wordprocessingInk" xmlns:wne="http://schemas.microsoft.com/office/word/2006/wordml" xmlns:wps="http://schemas.microsoft.com/office/word/2010/wordprocessingShape" xmlns:wpsCustomData="http://www.wps.cn/officeDocument/2013/wpsCustomData" mc:Ignorable="w14 wp14">
+  <w:abstractNum w:abstractNumId="0">
+    <w:nsid w:val="DC4AED95"/>
+    <w:multiLevelType w:val="singleLevel"/>
+    <w:tmpl w:val="DC4AED95"/>
+    <w:lvl w:ilvl="0" w:tentative="0">
+      <w:start w:val="1"/>
+      <w:numFmt w:val="chineseCounting"/>
+      <w:suff w:val="nothing"/>
+      <w:lvlText w:val="%1、"/>
+      <w:lvlJc w:val="left"/>
+      <w:rPr>
+        <w:rFonts w:hint="eastAsia"/>
+      </w:rPr>
+    </w:lvl>
+  </w:abstractNum>
+  <w:abstractNum w:abstractNumId="1">
+    <w:nsid w:val="1F82357E"/>
+    <w:multiLevelType w:val="singleLevel"/>
+    <w:tmpl w:val="1F82357E"/>
+    <w:lvl w:ilvl="0" w:tentative="0">
+      <w:start w:val="18"/>
+      <w:numFmt w:val="chineseCounting"/>
+      <w:suff w:val="nothing"/>
+      <w:lvlText w:val="%1、"/>
+      <w:lvlJc w:val="left"/>
+      <w:rPr>
+        <w:rFonts w:hint="eastAsia"/>
+      </w:rPr>
+    </w:lvl>
+  </w:abstractNum>
+  <w:num w:numId="1">
+    <w:abstractNumId w:val="0"/>
+  </w:num>
+  <w:num w:numId="2">
+    <w:abstractNumId w:val="1"/>
+  </w:num>
+</w:numbering>
 </file>
 
 <file path=word/styles.xml><?xml version="1.0" encoding="utf-8"?>
@@ -1399,7 +1804,7 @@
     <w:lsdException w:unhideWhenUsed="0" w:uiPriority="0" w:semiHidden="0" w:name="HTML Sample"/>
     <w:lsdException w:unhideWhenUsed="0" w:uiPriority="0" w:semiHidden="0" w:name="HTML Typewriter"/>
     <w:lsdException w:unhideWhenUsed="0" w:uiPriority="0" w:semiHidden="0" w:name="HTML Variable"/>
-    <w:lsdException w:unhideWhenUsed="0" w:uiPriority="0" w:name="Normal Table"/>
+    <w:lsdException w:qFormat="1" w:unhideWhenUsed="0" w:uiPriority="0" w:name="Normal Table"/>
     <w:lsdException w:unhideWhenUsed="0" w:uiPriority="0" w:semiHidden="0" w:name="annotation subject"/>
     <w:lsdException w:unhideWhenUsed="0" w:uiPriority="0" w:semiHidden="0" w:name="Table Simple 1"/>
     <w:lsdException w:unhideWhenUsed="0" w:uiPriority="0" w:semiHidden="0" w:name="Table Simple 2"/>
@@ -1567,6 +1972,7 @@
   <w:style w:type="table" w:default="1" w:styleId="2">
     <w:name w:val="Normal Table"/>
     <w:semiHidden/>
+    <w:qFormat/>
     <w:uiPriority w:val="0"/>
     <w:tblPr>
       <w:tblCellMar>

--- a/unique/航天一院一部七室/刁浩宇-航天一院一部二面面试材料.docx
+++ b/unique/航天一院一部七室/刁浩宇-航天一院一部二面面试材料.docx
@@ -1,6 +1,6 @@
 
 <file path=word/document.xml><?xml version="1.0" encoding="utf-8"?>
-<w:document xmlns:wpc="http://schemas.microsoft.com/office/word/2010/wordprocessingCanvas" xmlns:mc="http://schemas.openxmlformats.org/markup-compatibility/2006" xmlns:o="urn:schemas-microsoft-com:office:office" xmlns:r="http://schemas.openxmlformats.org/officeDocument/2006/relationships" xmlns:m="http://schemas.openxmlformats.org/officeDocument/2006/math" xmlns:v="urn:schemas-microsoft-com:vml" xmlns:wp14="http://schemas.microsoft.com/office/word/2010/wordprocessingDrawing" xmlns:wp="http://schemas.openxmlformats.org/drawingml/2006/wordprocessingDrawing" xmlns:w="http://schemas.openxmlformats.org/wordprocessingml/2006/main" xmlns:w14="http://schemas.microsoft.com/office/word/2010/wordml" xmlns:w10="urn:schemas-microsoft-com:office:word" xmlns:w15="http://schemas.microsoft.com/office/word/2012/wordml" xmlns:wpg="http://schemas.microsoft.com/office/word/2010/wordprocessingGroup" xmlns:wpi="http://schemas.microsoft.com/office/word/2010/wordprocessingInk" xmlns:wne="http://schemas.microsoft.com/office/word/2006/wordml" xmlns:wps="http://schemas.microsoft.com/office/word/2010/wordprocessingShape" xmlns:wpsCustomData="http://www.wps.cn/officeDocument/2013/wpsCustomData" mc:Ignorable="w14 w15 wp14">
+<w:document xmlns:wpc="http://schemas.microsoft.com/office/word/2010/wordprocessingCanvas" xmlns:cx="http://schemas.microsoft.com/office/drawing/2014/chartex" xmlns:cx1="http://schemas.microsoft.com/office/drawing/2015/9/8/chartex" xmlns:cx2="http://schemas.microsoft.com/office/drawing/2015/10/21/chartex" xmlns:cx3="http://schemas.microsoft.com/office/drawing/2016/5/9/chartex" xmlns:cx4="http://schemas.microsoft.com/office/drawing/2016/5/10/chartex" xmlns:cx5="http://schemas.microsoft.com/office/drawing/2016/5/11/chartex" xmlns:cx6="http://schemas.microsoft.com/office/drawing/2016/5/12/chartex" xmlns:cx7="http://schemas.microsoft.com/office/drawing/2016/5/13/chartex" xmlns:cx8="http://schemas.microsoft.com/office/drawing/2016/5/14/chartex" xmlns:mc="http://schemas.openxmlformats.org/markup-compatibility/2006" xmlns:o="urn:schemas-microsoft-com:office:office" xmlns:r="http://schemas.openxmlformats.org/officeDocument/2006/relationships" xmlns:m="http://schemas.openxmlformats.org/officeDocument/2006/math" xmlns:v="urn:schemas-microsoft-com:vml" xmlns:wp14="http://schemas.microsoft.com/office/word/2010/wordprocessingDrawing" xmlns:wp="http://schemas.openxmlformats.org/drawingml/2006/wordprocessingDrawing" xmlns:w="http://schemas.openxmlformats.org/wordprocessingml/2006/main" xmlns:w14="http://schemas.microsoft.com/office/word/2010/wordml" xmlns:w10="urn:schemas-microsoft-com:office:word" xmlns:w15="http://schemas.microsoft.com/office/word/2012/wordml" xmlns:wpg="http://schemas.microsoft.com/office/word/2010/wordprocessingGroup" xmlns:wpi="http://schemas.microsoft.com/office/word/2010/wordprocessingInk" xmlns:wne="http://schemas.microsoft.com/office/word/2006/wordml" xmlns:wps="http://schemas.microsoft.com/office/word/2010/wordprocessingShape" xmlns:wpsCustomData="http://www.wps.cn/officeDocument/2013/wpsCustomData" mc:Ignorable="w14 w15 wp14">
   <w:body>
     <w:p>
       <w:r>
@@ -256,30 +256,63 @@
     <w:p>
       <w:pPr>
         <w:rPr>
-          <w:rFonts w:ascii="Helvetica Light" w:hAnsi="Helvetica Light" w:cs="Helvetica Light"/>
-          <w:sz w:val="24"/>
-        </w:rPr>
-      </w:pPr>
-    </w:p>
-    <w:p>
-      <w:pPr>
-        <w:rPr>
-          <w:rFonts w:ascii="Helvetica Light" w:hAnsi="Helvetica Light" w:cs="Helvetica Light"/>
-          <w:sz w:val="24"/>
-        </w:rPr>
-      </w:pPr>
-      <w:bookmarkStart w:id="0" w:name="_GoBack"/>
-      <w:bookmarkEnd w:id="0"/>
-    </w:p>
-    <w:p/>
-    <w:p/>
-    <w:p>
+          <w:rFonts w:hint="default" w:ascii="Helvetica Light" w:hAnsi="Helvetica Light" w:cs="Helvetica Light"/>
+          <w:sz w:val="24"/>
+          <w:highlight w:val="cyan"/>
+          <w:lang w:val="en-US" w:eastAsia="zh-CN"/>
+        </w:rPr>
+      </w:pPr>
+      <w:r>
+        <w:rPr>
+          <w:rFonts w:hint="eastAsia" w:ascii="Helvetica Light" w:hAnsi="Helvetica Light" w:cs="Helvetica Light"/>
+          <w:sz w:val="24"/>
+          <w:highlight w:val="cyan"/>
+          <w:lang w:val="en-US" w:eastAsia="zh-CN"/>
+        </w:rPr>
+        <w:t>自我介绍有可能加附加条件：比如介绍介绍你的学校？</w:t>
+      </w:r>
+    </w:p>
+    <w:p>
+      <w:pPr>
+        <w:rPr>
+          <w:rFonts w:ascii="Helvetica Light" w:hAnsi="Helvetica Light" w:cs="Helvetica Light"/>
+          <w:sz w:val="24"/>
+        </w:rPr>
+      </w:pPr>
+    </w:p>
+    <w:p/>
+    <w:p/>
+    <w:p>
+      <w:pPr>
+        <w:rPr>
+          <w:rFonts w:hint="default" w:eastAsiaTheme="minorEastAsia"/>
+          <w:highlight w:val="cyan"/>
+          <w:lang w:val="en-US" w:eastAsia="zh-CN"/>
+        </w:rPr>
+      </w:pPr>
       <w:r>
         <w:rPr>
           <w:rFonts w:ascii="Helvetica Light" w:hAnsi="Helvetica Light" w:cs="Helvetica Light"/>
           <w:sz w:val="24"/>
         </w:rPr>
         <w:t>优缺点</w:t>
+      </w:r>
+      <w:r>
+        <w:rPr>
+          <w:rFonts w:hint="eastAsia" w:ascii="Helvetica Light" w:hAnsi="Helvetica Light" w:cs="Helvetica Light"/>
+          <w:sz w:val="24"/>
+          <w:lang w:val="en-US" w:eastAsia="zh-CN"/>
+        </w:rPr>
+        <w:t xml:space="preserve">  </w:t>
+      </w:r>
+      <w:r>
+        <w:rPr>
+          <w:rFonts w:hint="eastAsia" w:ascii="Helvetica Light" w:hAnsi="Helvetica Light" w:cs="Helvetica Light"/>
+          <w:sz w:val="24"/>
+          <w:highlight w:val="cyan"/>
+          <w:lang w:val="en-US" w:eastAsia="zh-CN"/>
+        </w:rPr>
+        <w:t>可以结合求职动机，可以分为技术面和综合面两个版本</w:t>
       </w:r>
     </w:p>
     <w:p/>
@@ -405,6 +438,7 @@
     <w:p>
       <w:pPr>
         <w:numPr>
+          <w:ilvl w:val="0"/>
           <w:numId w:val="0"/>
         </w:numPr>
         <w:rPr>
@@ -444,6 +478,12 @@
     </w:p>
     <w:p/>
     <w:p>
+      <w:pPr>
+        <w:rPr>
+          <w:rFonts w:hint="default" w:eastAsiaTheme="minorEastAsia"/>
+          <w:lang w:val="en-US" w:eastAsia="zh-CN"/>
+        </w:rPr>
+      </w:pPr>
       <w:r>
         <w:rPr>
           <w:rFonts w:ascii="Helvetica Light" w:hAnsi="Helvetica Light" w:cs="Helvetica Light"/>
@@ -451,9 +491,24 @@
         </w:rPr>
         <w:t>短期 1-2 年, 我希望先完成从互联网研发实习生和实验室项目到航天工程技术人员的角色转换, 认真熟悉一院一部的岗位职责、型号任务流程、质量体系、保密要求、国产化开发环境和团队协作方式。工作上先做到可靠、踏实、按节点交付, 能独立承担后端模块、数据管理模块或测试验证支撑工作。</w:t>
       </w:r>
-    </w:p>
-    <w:p/>
-    <w:p>
+      <w:r>
+        <w:rPr>
+          <w:rFonts w:hint="eastAsia" w:ascii="Helvetica Light" w:hAnsi="Helvetica Light" w:cs="Helvetica Light"/>
+          <w:sz w:val="24"/>
+          <w:highlight w:val="cyan"/>
+          <w:lang w:val="en-US" w:eastAsia="zh-CN"/>
+        </w:rPr>
+        <w:t>快速融入 价值放到最大</w:t>
+      </w:r>
+    </w:p>
+    <w:p/>
+    <w:p>
+      <w:pPr>
+        <w:rPr>
+          <w:rFonts w:hint="default" w:eastAsiaTheme="minorEastAsia"/>
+          <w:lang w:val="en-US" w:eastAsia="zh-CN"/>
+        </w:rPr>
+      </w:pPr>
       <w:r>
         <w:rPr>
           <w:rFonts w:ascii="Helvetica Light" w:hAnsi="Helvetica Light" w:cs="Helvetica Light"/>
@@ -461,6 +516,15 @@
         </w:rPr>
         <w:t>中期 3-5 年, 我希望围绕“计算机技术服务火箭总体研制”持续积累, 在测发控数据处理、型号试验数据管理、总装协同台账、数据治理、自动化测试、AI 辅助研发工具和工程软件平台等方向形成稳定能力, 成长为既懂软件开发, 又理解型号流程和工程约束的技术骨干。</w:t>
       </w:r>
+      <w:r>
+        <w:rPr>
+          <w:rFonts w:hint="eastAsia" w:ascii="Helvetica Light" w:hAnsi="Helvetica Light" w:cs="Helvetica Light"/>
+          <w:sz w:val="24"/>
+          <w:highlight w:val="cyan"/>
+          <w:lang w:val="en-US" w:eastAsia="zh-CN"/>
+        </w:rPr>
+        <w:t>在团队里自己的能力多棉花产生更多的价值和利益</w:t>
+      </w:r>
     </w:p>
     <w:p/>
     <w:p>
@@ -506,13 +570,15 @@
         <w:rPr>
           <w:rFonts w:hint="eastAsia" w:ascii="Helvetica Light" w:hAnsi="Helvetica Light" w:cs="Helvetica Light"/>
           <w:sz w:val="24"/>
-          <w:lang w:val="en-US" w:eastAsia="zh-CN"/>
-        </w:rPr>
-      </w:pPr>
-      <w:r>
-        <w:rPr>
-          <w:rFonts w:hint="eastAsia" w:ascii="Helvetica Light" w:hAnsi="Helvetica Light" w:cs="Helvetica Light"/>
-          <w:sz w:val="24"/>
+          <w:highlight w:val="yellow"/>
+          <w:lang w:val="en-US" w:eastAsia="zh-CN"/>
+        </w:rPr>
+      </w:pPr>
+      <w:r>
+        <w:rPr>
+          <w:rFonts w:hint="eastAsia" w:ascii="Helvetica Light" w:hAnsi="Helvetica Light" w:cs="Helvetica Light"/>
+          <w:sz w:val="24"/>
+          <w:highlight w:val="yellow"/>
           <w:lang w:val="en-US" w:eastAsia="zh-CN"/>
         </w:rPr>
         <w:t>短期：能够胜任本岗位，独立开展本岗位工作事情</w:t>
@@ -523,13 +589,15 @@
         <w:rPr>
           <w:rFonts w:hint="default" w:ascii="Helvetica Light" w:hAnsi="Helvetica Light" w:cs="Helvetica Light"/>
           <w:sz w:val="24"/>
-          <w:lang w:val="en-US" w:eastAsia="zh-CN"/>
-        </w:rPr>
-      </w:pPr>
-      <w:r>
-        <w:rPr>
-          <w:rFonts w:hint="eastAsia" w:ascii="Helvetica Light" w:hAnsi="Helvetica Light" w:cs="Helvetica Light"/>
-          <w:sz w:val="24"/>
+          <w:highlight w:val="yellow"/>
+          <w:lang w:val="en-US" w:eastAsia="zh-CN"/>
+        </w:rPr>
+      </w:pPr>
+      <w:r>
+        <w:rPr>
+          <w:rFonts w:hint="eastAsia" w:ascii="Helvetica Light" w:hAnsi="Helvetica Light" w:cs="Helvetica Light"/>
+          <w:sz w:val="24"/>
+          <w:highlight w:val="yellow"/>
           <w:lang w:val="en-US" w:eastAsia="zh-CN"/>
         </w:rPr>
         <w:t>中期：部门核心技术人员，能够解决疑难杂症，可以带项目，起到关键性的技术支撑，成为核心骨干力量</w:t>
@@ -540,13 +608,15 @@
         <w:rPr>
           <w:rFonts w:hint="default" w:ascii="Helvetica Light" w:hAnsi="Helvetica Light" w:cs="Helvetica Light"/>
           <w:sz w:val="24"/>
-          <w:lang w:val="en-US" w:eastAsia="zh-CN"/>
-        </w:rPr>
-      </w:pPr>
-      <w:r>
-        <w:rPr>
-          <w:rFonts w:hint="eastAsia" w:ascii="Helvetica Light" w:hAnsi="Helvetica Light" w:cs="Helvetica Light"/>
-          <w:sz w:val="24"/>
+          <w:highlight w:val="yellow"/>
+          <w:lang w:val="en-US" w:eastAsia="zh-CN"/>
+        </w:rPr>
+      </w:pPr>
+      <w:r>
+        <w:rPr>
+          <w:rFonts w:hint="eastAsia" w:ascii="Helvetica Light" w:hAnsi="Helvetica Light" w:cs="Helvetica Light"/>
+          <w:sz w:val="24"/>
+          <w:highlight w:val="yellow"/>
           <w:lang w:val="en-US" w:eastAsia="zh-CN"/>
         </w:rPr>
         <w:t>长期：技术专家型  技术管理人才</w:t>
@@ -575,6 +645,12 @@
     </w:p>
     <w:p/>
     <w:p>
+      <w:pPr>
+        <w:rPr>
+          <w:rFonts w:ascii="Helvetica Light" w:hAnsi="Helvetica Light" w:cs="Helvetica Light"/>
+          <w:sz w:val="24"/>
+        </w:rPr>
+      </w:pPr>
       <w:r>
         <w:rPr>
           <w:rFonts w:ascii="Helvetica Light" w:hAnsi="Helvetica Light" w:cs="Helvetica Light"/>
@@ -583,6 +659,25 @@
         <w:t>我遇到过的一次比较明显的挫折, 是在实验室“智搭低代码平台”项目早期。</w:t>
       </w:r>
     </w:p>
+    <w:p>
+      <w:pPr>
+        <w:rPr>
+          <w:rFonts w:hint="default" w:ascii="Helvetica Light" w:hAnsi="Helvetica Light" w:cs="Helvetica Light" w:eastAsiaTheme="minorEastAsia"/>
+          <w:sz w:val="24"/>
+          <w:highlight w:val="cyan"/>
+          <w:lang w:val="en-US" w:eastAsia="zh-CN"/>
+        </w:rPr>
+      </w:pPr>
+      <w:r>
+        <w:rPr>
+          <w:rFonts w:hint="eastAsia" w:ascii="Helvetica Light" w:hAnsi="Helvetica Light" w:cs="Helvetica Light"/>
+          <w:sz w:val="24"/>
+          <w:highlight w:val="cyan"/>
+          <w:lang w:val="en-US" w:eastAsia="zh-CN"/>
+        </w:rPr>
+        <w:t>背景可以简述</w:t>
+      </w:r>
+    </w:p>
     <w:p/>
     <w:p>
       <w:r>
@@ -610,7 +705,41 @@
           <w:rFonts w:ascii="Helvetica Light" w:hAnsi="Helvetica Light" w:cs="Helvetica Light"/>
           <w:sz w:val="24"/>
         </w:rPr>
-        <w:t>通过这些调整, 团队逐渐统一了对方案的理解, 项目推进也恢复正常, 最终平台在实际工业场景中完成落地应用。这次经历给我的教训是, 技术方案本身正确不代表项目就能顺利推进。尤其在航天一院一部这样的总体单位, 软件方案不仅要技术上可行, 还要让总体、试验、硬件、质量等相关方能够理解和认可, 并满足节点、规范和可验证要求。后续我会更重视前期共识建设, 先把目标、边界、风险和验证方式讲清楚, 再推进具体实现。</w:t>
+        <w:t>通过这些调整, 团队逐渐统一了对方案的理解, 项目推进也恢复正常, 最终平台在实际工业场景中完成落地应用。这次经历给我的教训是, 技术方案本身正确不代表项目就能顺利推进。</w:t>
+      </w:r>
+      <w:r>
+        <w:rPr>
+          <w:rFonts w:hint="default" w:ascii="Helvetica Light" w:hAnsi="Helvetica Light" w:cs="Helvetica Light"/>
+          <w:sz w:val="24"/>
+          <w:highlight w:val="cyan"/>
+          <w:lang w:val="en-US"/>
+        </w:rPr>
+        <w:t>(</w:t>
+      </w:r>
+      <w:r>
+        <w:rPr>
+          <w:rFonts w:hint="eastAsia" w:ascii="Helvetica Light" w:hAnsi="Helvetica Light" w:cs="Helvetica Light"/>
+          <w:sz w:val="24"/>
+          <w:highlight w:val="cyan"/>
+          <w:lang w:val="en-US" w:eastAsia="zh-CN"/>
+        </w:rPr>
+        <w:t>下面这句话有可能不准确，只是表达自己的观点</w:t>
+      </w:r>
+      <w:r>
+        <w:rPr>
+          <w:rFonts w:hint="default" w:ascii="Helvetica Light" w:hAnsi="Helvetica Light" w:cs="Helvetica Light"/>
+          <w:sz w:val="24"/>
+          <w:highlight w:val="cyan"/>
+          <w:lang w:val="en-US"/>
+        </w:rPr>
+        <w:t>)</w:t>
+      </w:r>
+      <w:r>
+        <w:rPr>
+          <w:rFonts w:ascii="Helvetica Light" w:hAnsi="Helvetica Light" w:cs="Helvetica Light"/>
+          <w:sz w:val="24"/>
+        </w:rPr>
+        <w:t>尤其在航天一院一部这样的总体单位, 软件方案不仅要技术上可行, 还要让总体、试验、硬件、质量等相关方能够理解和认可, 并满足节点、规范和可验证要求。后续我会更重视前期共识建设, 先把目标、边界、风险和验证方式讲清楚, 再推进具体实现。</w:t>
       </w:r>
     </w:p>
     <w:p/>
@@ -675,6 +804,12 @@
     </w:p>
     <w:p/>
     <w:p>
+      <w:pPr>
+        <w:rPr>
+          <w:rFonts w:ascii="Helvetica Light" w:hAnsi="Helvetica Light" w:cs="Helvetica Light"/>
+          <w:sz w:val="24"/>
+        </w:rPr>
+      </w:pPr>
       <w:r>
         <w:rPr>
           <w:rFonts w:ascii="Helvetica Light" w:hAnsi="Helvetica Light" w:cs="Helvetica Light"/>
@@ -683,8 +818,52 @@
         <w:t>如果我手头突然有三项紧急工作, 我不会马上凭感觉开始做, 而是会先快速判断优先级。我的处理原则是: 先看影响范围, 再看截止时间, 再看是否可以拆分或协同。</w:t>
       </w:r>
     </w:p>
-    <w:p/>
-    <w:p>
+    <w:p>
+      <w:pPr>
+        <w:rPr>
+          <w:rFonts w:hint="eastAsia" w:ascii="Helvetica Light" w:hAnsi="Helvetica Light" w:cs="Helvetica Light"/>
+          <w:sz w:val="24"/>
+          <w:highlight w:val="cyan"/>
+          <w:lang w:val="en-US" w:eastAsia="zh-CN"/>
+        </w:rPr>
+      </w:pPr>
+      <w:r>
+        <w:rPr>
+          <w:rFonts w:hint="eastAsia" w:ascii="Helvetica Light" w:hAnsi="Helvetica Light" w:cs="Helvetica Light"/>
+          <w:sz w:val="24"/>
+          <w:highlight w:val="cyan"/>
+          <w:lang w:val="en-US" w:eastAsia="zh-CN"/>
+        </w:rPr>
+        <w:t>哪一项任务价值最高影响最大  紧急重要的事情放在前面去做</w:t>
+      </w:r>
+    </w:p>
+    <w:p>
+      <w:pPr>
+        <w:rPr>
+          <w:rFonts w:hint="default" w:ascii="Helvetica Light" w:hAnsi="Helvetica Light" w:cs="Helvetica Light"/>
+          <w:sz w:val="24"/>
+          <w:highlight w:val="cyan"/>
+          <w:lang w:val="en-US" w:eastAsia="zh-CN"/>
+        </w:rPr>
+      </w:pPr>
+      <w:r>
+        <w:rPr>
+          <w:rFonts w:hint="eastAsia" w:ascii="Helvetica Light" w:hAnsi="Helvetica Light" w:cs="Helvetica Light"/>
+          <w:sz w:val="24"/>
+          <w:highlight w:val="cyan"/>
+          <w:lang w:val="en-US" w:eastAsia="zh-CN"/>
+        </w:rPr>
+        <w:t>原则可以稍微扩展几句</w:t>
+      </w:r>
+    </w:p>
+    <w:p/>
+    <w:p>
+      <w:pPr>
+        <w:rPr>
+          <w:rFonts w:ascii="Helvetica Light" w:hAnsi="Helvetica Light" w:cs="Helvetica Light"/>
+          <w:sz w:val="24"/>
+        </w:rPr>
+      </w:pPr>
       <w:r>
         <w:rPr>
           <w:rFonts w:ascii="Helvetica Light" w:hAnsi="Helvetica Light" w:cs="Helvetica Light"/>
@@ -695,6 +874,23 @@
     </w:p>
     <w:p/>
     <w:p>
+      <w:pPr>
+        <w:rPr>
+          <w:rFonts w:hint="default" w:eastAsiaTheme="minorEastAsia"/>
+          <w:highlight w:val="cyan"/>
+          <w:lang w:val="en-US" w:eastAsia="zh-CN"/>
+        </w:rPr>
+      </w:pPr>
+      <w:r>
+        <w:rPr>
+          <w:rFonts w:hint="eastAsia"/>
+          <w:highlight w:val="cyan"/>
+          <w:lang w:val="en-US" w:eastAsia="zh-CN"/>
+        </w:rPr>
+        <w:t>下面这两段深耕才会回答，普通只需要分析上面三类是怎么排序就可以</w:t>
+      </w:r>
+    </w:p>
+    <w:p>
       <w:r>
         <w:rPr>
           <w:rFonts w:ascii="Helvetica Light" w:hAnsi="Helvetica Light" w:cs="Helvetica Light"/>
@@ -897,12 +1093,38 @@
       </w:pPr>
     </w:p>
     <w:p>
-      <w:r>
-        <w:rPr>
-          <w:rFonts w:ascii="Helvetica Light" w:hAnsi="Helvetica Light" w:cs="Helvetica Light"/>
-          <w:sz w:val="24"/>
-        </w:rPr>
-        <w:t>七、型号攻坚需要夜班、连续加班、阶段性封闭涉密开发, 你能否接受。</w:t>
+      <w:pPr>
+        <w:rPr>
+          <w:rFonts w:hint="default" w:eastAsiaTheme="minorEastAsia"/>
+          <w:highlight w:val="cyan"/>
+          <w:lang w:val="en-US" w:eastAsia="zh-CN"/>
+        </w:rPr>
+      </w:pPr>
+      <w:r>
+        <w:rPr>
+          <w:rFonts w:hint="eastAsia"/>
+          <w:highlight w:val="cyan"/>
+          <w:lang w:val="en-US" w:eastAsia="zh-CN"/>
+        </w:rPr>
+        <w:t>少说一点身份植入类的问题</w:t>
+      </w:r>
+    </w:p>
+    <w:p>
+      <w:r>
+        <w:rPr>
+          <w:rFonts w:ascii="Helvetica Light" w:hAnsi="Helvetica Light" w:cs="Helvetica Light"/>
+          <w:sz w:val="24"/>
+        </w:rPr>
+        <w:t>七、型号攻坚需要夜班、连续加班、阶段</w:t>
+      </w:r>
+      <w:bookmarkStart w:id="0" w:name="_GoBack"/>
+      <w:bookmarkEnd w:id="0"/>
+      <w:r>
+        <w:rPr>
+          <w:rFonts w:ascii="Helvetica Light" w:hAnsi="Helvetica Light" w:cs="Helvetica Light"/>
+          <w:sz w:val="24"/>
+        </w:rPr>
+        <w:t>性封闭涉密开发, 你能否接受。</w:t>
       </w:r>
     </w:p>
     <w:p/>
@@ -1293,9 +1515,9 @@
     <w:p>
       <w:pPr>
         <w:rPr>
-          <w:rFonts w:hint="eastAsia" w:ascii="Helvetica Light" w:hAnsi="Helvetica Light" w:cs="Helvetica Light"/>
-          <w:sz w:val="24"/>
-          <w:highlight w:val="yellow"/>
+          <w:rFonts w:hint="default" w:ascii="Helvetica Light" w:hAnsi="Helvetica Light" w:cs="Helvetica Light"/>
+          <w:sz w:val="24"/>
+          <w:highlight w:val="cyan"/>
           <w:lang w:val="en-US" w:eastAsia="zh-CN"/>
         </w:rPr>
       </w:pPr>
@@ -1307,6 +1529,52 @@
           <w:lang w:val="en-US" w:eastAsia="zh-CN"/>
         </w:rPr>
         <w:t>稳定性</w:t>
+      </w:r>
+      <w:r>
+        <w:rPr>
+          <w:rFonts w:hint="default" w:ascii="Helvetica Light" w:hAnsi="Helvetica Light" w:cs="Helvetica Light"/>
+          <w:sz w:val="24"/>
+          <w:highlight w:val="cyan"/>
+          <w:lang w:val="en-US" w:eastAsia="zh-CN"/>
+        </w:rPr>
+        <w:t>(</w:t>
+      </w:r>
+      <w:r>
+        <w:rPr>
+          <w:rFonts w:hint="eastAsia" w:ascii="Helvetica Light" w:hAnsi="Helvetica Light" w:cs="Helvetica Light"/>
+          <w:sz w:val="24"/>
+          <w:highlight w:val="cyan"/>
+          <w:lang w:val="en-US" w:eastAsia="zh-CN"/>
+        </w:rPr>
+        <w:t>接受的概念，家乡，学校</w:t>
+      </w:r>
+      <w:r>
+        <w:rPr>
+          <w:rFonts w:hint="default" w:ascii="Helvetica Light" w:hAnsi="Helvetica Light" w:cs="Helvetica Light"/>
+          <w:sz w:val="24"/>
+          <w:highlight w:val="cyan"/>
+          <w:lang w:val="en-US" w:eastAsia="zh-CN"/>
+        </w:rPr>
+        <w:t>)</w:t>
+      </w:r>
+    </w:p>
+    <w:p>
+      <w:pPr>
+        <w:rPr>
+          <w:rFonts w:hint="default" w:ascii="Helvetica Light" w:hAnsi="Helvetica Light" w:cs="Helvetica Light"/>
+          <w:sz w:val="24"/>
+          <w:highlight w:val="cyan"/>
+          <w:lang w:val="en-US" w:eastAsia="zh-CN"/>
+        </w:rPr>
+      </w:pPr>
+      <w:r>
+        <w:rPr>
+          <w:rFonts w:hint="eastAsia" w:ascii="Helvetica Light" w:hAnsi="Helvetica Light" w:cs="Helvetica Light"/>
+          <w:sz w:val="24"/>
+          <w:highlight w:val="cyan"/>
+          <w:lang w:val="en-US" w:eastAsia="zh-CN"/>
+        </w:rPr>
+        <w:t>学校背书</w:t>
       </w:r>
     </w:p>
     <w:p>
@@ -1335,6 +1603,7 @@
     <w:p>
       <w:pPr>
         <w:numPr>
+          <w:ilvl w:val="0"/>
           <w:numId w:val="0"/>
         </w:numPr>
         <w:rPr>
@@ -1357,6 +1626,7 @@
     <w:p>
       <w:pPr>
         <w:numPr>
+          <w:ilvl w:val="0"/>
           <w:numId w:val="0"/>
         </w:numPr>
         <w:rPr>
